--- a/klagomål/A 16101-2020 FSC-klagomål.docx
+++ b/klagomål/A 16101-2020 FSC-klagomål.docx
@@ -191,7 +191,7 @@
     </w:p>
     <w:p>
       <w:r>
-        <w:t>I avverkningsanmälan har följande 1 naturvårdsarter hittats: tjäder (§4). För fridlysta arter anges även paragrafen i Artskyddsförordningen som arten är fridlyst enligt.</w:t>
+        <w:t>I avverkningsanmälan har följande 2 naturvårdsarter hittats: spillkråka (NT, §4) och tjäder (§4). Av dessa är 1 rödlistade. För rödlistade arter har rödlistekategorin angivits inom parentes. För fridlysta arter anges även paragrafen i Artskyddsförordningen som arten är fridlyst enligt.</w:t>
       </w:r>
     </w:p>
     <w:p>
@@ -256,7 +256,7 @@
     </w:p>
     <w:p>
       <w:r>
-        <w:t>Följande fridlysta arter har sina livsmiljöer och växtplatser i den avverkningsanmälda skogen: tjäder (§4).</w:t>
+        <w:t>Följande fridlysta arter har sina livsmiljöer och växtplatser i den avverkningsanmälda skogen: spillkråka (NT, §4) och tjäder (§4).</w:t>
       </w:r>
     </w:p>
     <w:p>
@@ -271,6 +271,17 @@
       </w:r>
       <w:r>
         <w:t>(artikel 1). Vidare att de åtgärder som vidtas inte får leda till en försämring av den nuvarande situationen beträffande bevarandet av de fågelarter som avses i artikel 1 (artikel 13). Fågeldirektivet är styrande för tillsynsansvariga myndigheters ärendehantering, ställningstaganden och beslutsfattande.</w:t>
+      </w:r>
+    </w:p>
+    <w:p>
+      <w:r>
+        <w:rPr>
+          <w:b/>
+        </w:rPr>
+        <w:t>Spillkråka (NT, §4)</w:t>
+      </w:r>
+      <w:r>
+        <w:t xml:space="preserve"> är rödlistad som nära hotad och ingår i bilaga 1 i EU:s fågeldirektiv. Den minskar i population på grund av minskad tillgång på lämpliga bo- och födoträd och minskad födotillgång. Spillkråkans minskningstakt har uppgått till 19 (24–10) % under de senaste 15 åren. Minskningstakten för den svenska populationen bedöms vara nära gränsvärdet för Sårbar (VU) (A2bc). Skogsbruk med korta omloppstider och täta, homogena ungskogar utgör det största hotet, (SLU Artdatabanken, 2023).</w:t>
       </w:r>
     </w:p>
     <w:p>
@@ -384,7 +395,7 @@
         <w:rPr>
           <w:i/>
         </w:rPr>
-        <w:t>I det avverkningsanmälda skogsområdet har 1 naturvårdsarter varav 0 rödlistade arter sina livsmiljöer och växtplatser.</w:t>
+        <w:t>I det avverkningsanmälda skogsområdet har 2 naturvårdsarter varav 1 rödlistade arter sina livsmiljöer och växtplatser.</w:t>
       </w:r>
     </w:p>
     <w:p>
@@ -589,6 +600,46 @@
         <w:pStyle w:val="Heading1"/>
       </w:pPr>
       <w:r>
+        <w:t>Spillkråka – ekologi samt krav på livsmiljön</w:t>
+      </w:r>
+    </w:p>
+    <w:p>
+      <w:r>
+        <w:t>Spillkråka (NT) är rödlistad som nära hotad, fridlyst enligt §4 Artskyddsförordningen och ingår i bilaga 1 i EU:s fågeldirektiv. Spillkråka lever i både barr- och blandskog liksom i ren lövskog. De tätaste populationerna tenderar att finnas i äldre, variationsrik blandskog med gott om död ved och gamla träd.</w:t>
+      </w:r>
+    </w:p>
+    <w:p>
+      <w:r>
+        <w:t>Varje par utnyttjar 400–1000 hektar skog beroende på skogens kvalitet. En minskning av populationen pågår på grund av minskad tillgång på lämpliga bo- och födoträd och minskad födotillgång. Spillkråkans minskningstakt har uppgått till 19 (24–10) % under de senaste 15 åren. Minskningstakten för den svenska populationen bedöms vara nära gränsvärdet för Sårbar (VU) (A2bc). Skogsbruk med korta omloppstider och täta, homogena ungskogar utgör det största hotet (Artdatabanken 2023).</w:t>
+      </w:r>
+    </w:p>
+    <w:p>
+      <w:pPr>
+        <w:pStyle w:val="Heading2"/>
+      </w:pPr>
+      <w:r>
+        <w:t>Referenser – spillkråka</w:t>
+      </w:r>
+    </w:p>
+    <w:p>
+      <w:r>
+        <w:t xml:space="preserve">SLU Artdatabanken, 2021. </w:t>
+      </w:r>
+      <w:r>
+        <w:rPr>
+          <w:i/>
+        </w:rPr>
+        <w:t xml:space="preserve">Artfaktablad. Naturvård – artfakta. </w:t>
+      </w:r>
+      <w:r>
+        <w:t>SLU Artdatabanken, Uppsala</w:t>
+      </w:r>
+    </w:p>
+    <w:p>
+      <w:pPr>
+        <w:pStyle w:val="Heading1"/>
+      </w:pPr>
+      <w:r>
         <w:t>Tjäder – ekologi samt krav på livsmiljön</w:t>
       </w:r>
     </w:p>
@@ -752,7 +803,7 @@
     <w:r>
       <w:tab/>
       <w:tab/>
-      <w:t>2025-03-02</w:t>
+      <w:t>2025-03-03</w:t>
       <w:br/>
       <w:br/>
     </w:r>

--- a/klagomål/A 16101-2020 FSC-klagomål.docx
+++ b/klagomål/A 16101-2020 FSC-klagomål.docx
@@ -803,7 +803,7 @@
     <w:r>
       <w:tab/>
       <w:tab/>
-      <w:t>2025-03-03</w:t>
+      <w:t>2025-03-04</w:t>
       <w:br/>
       <w:br/>
     </w:r>

--- a/klagomål/A 16101-2020 FSC-klagomål.docx
+++ b/klagomål/A 16101-2020 FSC-klagomål.docx
@@ -803,7 +803,7 @@
     <w:r>
       <w:tab/>
       <w:tab/>
-      <w:t>2025-03-04</w:t>
+      <w:t>2025-03-05</w:t>
       <w:br/>
       <w:br/>
     </w:r>

--- a/klagomål/A 16101-2020 FSC-klagomål.docx
+++ b/klagomål/A 16101-2020 FSC-klagomål.docx
@@ -803,7 +803,7 @@
     <w:r>
       <w:tab/>
       <w:tab/>
-      <w:t>2025-03-05</w:t>
+      <w:t>2025-03-06</w:t>
       <w:br/>
       <w:br/>
     </w:r>

--- a/klagomål/A 16101-2020 FSC-klagomål.docx
+++ b/klagomål/A 16101-2020 FSC-klagomål.docx
@@ -803,7 +803,7 @@
     <w:r>
       <w:tab/>
       <w:tab/>
-      <w:t>2025-03-06</w:t>
+      <w:t>2025-03-07</w:t>
       <w:br/>
       <w:br/>
     </w:r>

--- a/klagomål/A 16101-2020 FSC-klagomål.docx
+++ b/klagomål/A 16101-2020 FSC-klagomål.docx
@@ -803,7 +803,7 @@
     <w:r>
       <w:tab/>
       <w:tab/>
-      <w:t>2025-03-07</w:t>
+      <w:t>2025-03-08</w:t>
       <w:br/>
       <w:br/>
     </w:r>

--- a/klagomål/A 16101-2020 FSC-klagomål.docx
+++ b/klagomål/A 16101-2020 FSC-klagomål.docx
@@ -803,7 +803,7 @@
     <w:r>
       <w:tab/>
       <w:tab/>
-      <w:t>2025-03-08</w:t>
+      <w:t>2025-03-09</w:t>
       <w:br/>
       <w:br/>
     </w:r>

--- a/klagomål/A 16101-2020 FSC-klagomål.docx
+++ b/klagomål/A 16101-2020 FSC-klagomål.docx
@@ -803,7 +803,7 @@
     <w:r>
       <w:tab/>
       <w:tab/>
-      <w:t>2025-03-09</w:t>
+      <w:t>2025-03-10</w:t>
       <w:br/>
       <w:br/>
     </w:r>

--- a/klagomål/A 16101-2020 FSC-klagomål.docx
+++ b/klagomål/A 16101-2020 FSC-klagomål.docx
@@ -803,7 +803,7 @@
     <w:r>
       <w:tab/>
       <w:tab/>
-      <w:t>2025-03-10</w:t>
+      <w:t>2025-03-11</w:t>
       <w:br/>
       <w:br/>
     </w:r>

--- a/klagomål/A 16101-2020 FSC-klagomål.docx
+++ b/klagomål/A 16101-2020 FSC-klagomål.docx
@@ -803,7 +803,7 @@
     <w:r>
       <w:tab/>
       <w:tab/>
-      <w:t>2025-03-11</w:t>
+      <w:t>2025-03-12</w:t>
       <w:br/>
       <w:br/>
     </w:r>

--- a/klagomål/A 16101-2020 FSC-klagomål.docx
+++ b/klagomål/A 16101-2020 FSC-klagomål.docx
@@ -803,7 +803,7 @@
     <w:r>
       <w:tab/>
       <w:tab/>
-      <w:t>2025-03-12</w:t>
+      <w:t>2025-03-13</w:t>
       <w:br/>
       <w:br/>
     </w:r>

--- a/klagomål/A 16101-2020 FSC-klagomål.docx
+++ b/klagomål/A 16101-2020 FSC-klagomål.docx
@@ -803,7 +803,7 @@
     <w:r>
       <w:tab/>
       <w:tab/>
-      <w:t>2025-03-13</w:t>
+      <w:t>2025-03-14</w:t>
       <w:br/>
       <w:br/>
     </w:r>

--- a/klagomål/A 16101-2020 FSC-klagomål.docx
+++ b/klagomål/A 16101-2020 FSC-klagomål.docx
@@ -803,7 +803,7 @@
     <w:r>
       <w:tab/>
       <w:tab/>
-      <w:t>2025-03-14</w:t>
+      <w:t>2025-03-15</w:t>
       <w:br/>
       <w:br/>
     </w:r>

--- a/klagomål/A 16101-2020 FSC-klagomål.docx
+++ b/klagomål/A 16101-2020 FSC-klagomål.docx
@@ -803,7 +803,7 @@
     <w:r>
       <w:tab/>
       <w:tab/>
-      <w:t>2025-03-15</w:t>
+      <w:t>2025-03-16</w:t>
       <w:br/>
       <w:br/>
     </w:r>

--- a/klagomål/A 16101-2020 FSC-klagomål.docx
+++ b/klagomål/A 16101-2020 FSC-klagomål.docx
@@ -803,7 +803,7 @@
     <w:r>
       <w:tab/>
       <w:tab/>
-      <w:t>2025-03-16</w:t>
+      <w:t>2025-03-17</w:t>
       <w:br/>
       <w:br/>
     </w:r>

--- a/klagomål/A 16101-2020 FSC-klagomål.docx
+++ b/klagomål/A 16101-2020 FSC-klagomål.docx
@@ -803,7 +803,7 @@
     <w:r>
       <w:tab/>
       <w:tab/>
-      <w:t>2025-03-17</w:t>
+      <w:t>2025-03-18</w:t>
       <w:br/>
       <w:br/>
     </w:r>

--- a/klagomål/A 16101-2020 FSC-klagomål.docx
+++ b/klagomål/A 16101-2020 FSC-klagomål.docx
@@ -803,7 +803,7 @@
     <w:r>
       <w:tab/>
       <w:tab/>
-      <w:t>2025-03-18</w:t>
+      <w:t>2025-03-19</w:t>
       <w:br/>
       <w:br/>
     </w:r>

--- a/klagomål/A 16101-2020 FSC-klagomål.docx
+++ b/klagomål/A 16101-2020 FSC-klagomål.docx
@@ -803,7 +803,7 @@
     <w:r>
       <w:tab/>
       <w:tab/>
-      <w:t>2025-03-19</w:t>
+      <w:t>2025-03-20</w:t>
       <w:br/>
       <w:br/>
     </w:r>

--- a/klagomål/A 16101-2020 FSC-klagomål.docx
+++ b/klagomål/A 16101-2020 FSC-klagomål.docx
@@ -803,7 +803,7 @@
     <w:r>
       <w:tab/>
       <w:tab/>
-      <w:t>2025-03-20</w:t>
+      <w:t>2025-03-21</w:t>
       <w:br/>
       <w:br/>
     </w:r>

--- a/klagomål/A 16101-2020 FSC-klagomål.docx
+++ b/klagomål/A 16101-2020 FSC-klagomål.docx
@@ -803,7 +803,7 @@
     <w:r>
       <w:tab/>
       <w:tab/>
-      <w:t>2025-03-21</w:t>
+      <w:t>2025-03-22</w:t>
       <w:br/>
       <w:br/>
     </w:r>

--- a/klagomål/A 16101-2020 FSC-klagomål.docx
+++ b/klagomål/A 16101-2020 FSC-klagomål.docx
@@ -803,7 +803,7 @@
     <w:r>
       <w:tab/>
       <w:tab/>
-      <w:t>2025-03-22</w:t>
+      <w:t>2025-03-23</w:t>
       <w:br/>
       <w:br/>
     </w:r>

--- a/klagomål/A 16101-2020 FSC-klagomål.docx
+++ b/klagomål/A 16101-2020 FSC-klagomål.docx
@@ -803,7 +803,7 @@
     <w:r>
       <w:tab/>
       <w:tab/>
-      <w:t>2025-03-23</w:t>
+      <w:t>2025-03-24</w:t>
       <w:br/>
       <w:br/>
     </w:r>

--- a/klagomål/A 16101-2020 FSC-klagomål.docx
+++ b/klagomål/A 16101-2020 FSC-klagomål.docx
@@ -803,7 +803,7 @@
     <w:r>
       <w:tab/>
       <w:tab/>
-      <w:t>2025-03-24</w:t>
+      <w:t>2025-03-25</w:t>
       <w:br/>
       <w:br/>
     </w:r>

--- a/klagomål/A 16101-2020 FSC-klagomål.docx
+++ b/klagomål/A 16101-2020 FSC-klagomål.docx
@@ -803,7 +803,7 @@
     <w:r>
       <w:tab/>
       <w:tab/>
-      <w:t>2025-03-25</w:t>
+      <w:t>2025-03-26</w:t>
       <w:br/>
       <w:br/>
     </w:r>

--- a/klagomål/A 16101-2020 FSC-klagomål.docx
+++ b/klagomål/A 16101-2020 FSC-klagomål.docx
@@ -803,7 +803,7 @@
     <w:r>
       <w:tab/>
       <w:tab/>
-      <w:t>2025-03-26</w:t>
+      <w:t>2025-03-27</w:t>
       <w:br/>
       <w:br/>
     </w:r>

--- a/klagomål/A 16101-2020 FSC-klagomål.docx
+++ b/klagomål/A 16101-2020 FSC-klagomål.docx
@@ -803,7 +803,7 @@
     <w:r>
       <w:tab/>
       <w:tab/>
-      <w:t>2025-03-27</w:t>
+      <w:t>2025-03-28</w:t>
       <w:br/>
       <w:br/>
     </w:r>

--- a/klagomål/A 16101-2020 FSC-klagomål.docx
+++ b/klagomål/A 16101-2020 FSC-klagomål.docx
@@ -803,7 +803,7 @@
     <w:r>
       <w:tab/>
       <w:tab/>
-      <w:t>2025-04-02</w:t>
+      <w:t>2025-04-03</w:t>
       <w:br/>
       <w:br/>
     </w:r>

--- a/klagomål/A 16101-2020 FSC-klagomål.docx
+++ b/klagomål/A 16101-2020 FSC-klagomål.docx
@@ -803,7 +803,7 @@
     <w:r>
       <w:tab/>
       <w:tab/>
-      <w:t>2025-04-03</w:t>
+      <w:t>2025-04-05</w:t>
       <w:br/>
       <w:br/>
     </w:r>

--- a/klagomål/A 16101-2020 FSC-klagomål.docx
+++ b/klagomål/A 16101-2020 FSC-klagomål.docx
@@ -803,7 +803,7 @@
     <w:r>
       <w:tab/>
       <w:tab/>
-      <w:t>2025-04-05</w:t>
+      <w:t>2025-04-06</w:t>
       <w:br/>
       <w:br/>
     </w:r>

--- a/klagomål/A 16101-2020 FSC-klagomål.docx
+++ b/klagomål/A 16101-2020 FSC-klagomål.docx
@@ -803,7 +803,7 @@
     <w:r>
       <w:tab/>
       <w:tab/>
-      <w:t>2025-04-06</w:t>
+      <w:t>2025-04-07</w:t>
       <w:br/>
       <w:br/>
     </w:r>

--- a/klagomål/A 16101-2020 FSC-klagomål.docx
+++ b/klagomål/A 16101-2020 FSC-klagomål.docx
@@ -803,7 +803,7 @@
     <w:r>
       <w:tab/>
       <w:tab/>
-      <w:t>2025-04-07</w:t>
+      <w:t>2025-04-08</w:t>
       <w:br/>
       <w:br/>
     </w:r>

--- a/klagomål/A 16101-2020 FSC-klagomål.docx
+++ b/klagomål/A 16101-2020 FSC-klagomål.docx
@@ -803,7 +803,7 @@
     <w:r>
       <w:tab/>
       <w:tab/>
-      <w:t>2025-04-08</w:t>
+      <w:t>2025-04-09</w:t>
       <w:br/>
       <w:br/>
     </w:r>

--- a/klagomål/A 16101-2020 FSC-klagomål.docx
+++ b/klagomål/A 16101-2020 FSC-klagomål.docx
@@ -645,12 +645,12 @@
     </w:p>
     <w:p>
       <w:r>
-        <w:t>Tjäder (§4) är en utpräglad skogsfågel knuten till större sammanhängande barrskogsområden. Tupparna och hönorna utnyttjar till viss del olika miljöer, och habitatvalet varierar dessutom mellan olika delar av året. För att det ska finnas livskraftiga tjäderbestånd krävs funktionella skogslandskap med en blandning av uppvuxen, gles och luckig skog, täta sumpskogar, myrar och andra små våtmarker.</w:t>
+        <w:t>Tjäder (§4) är en utpräglad skogsfågel knuten till större sammanhängande barrskogsområden. Tupparna och hönorna utnyttjar till viss del olika miljöer, och habitatvalet varierar dessutom mellan olika delar av året. För att det ska finnas livskraftiga tjäderbestånd krävs funktionella skogslandskap med en blandning av uppvuxen, gles och luckig skog, täta sumpskogar, myrar och andra små våtmarker (Skogsstyrelsen, 2019).</w:t>
       </w:r>
     </w:p>
     <w:p>
       <w:r>
-        <w:t>Arten försvinner när skogen fragmenteras och den sammanlagda arealen hyggen och andra öppna områden blir för stor. Ett småskaligt och försiktigt virkesuttag genom hyggesfria metoder kan i vissa fall vara möjligt i området inom 200 m från lekcentrum. Längre ut från lekcentrum, inom 200–500 m bör den avverkade ytan inte överskrida 1 hektar för att undvika alltför stora och snabba förändringar.</w:t>
+        <w:t>Arten försvinner när skogen fragmenteras och den sammanlagda arealen hyggen och andra öppna områden blir för stor. Ett småskaligt och försiktigt virkesuttag genom hyggesfria metoder kan i vissa fall vara möjligt i området inom 200 m från lekcentrum. Längre ut från lekcentrum, inom 200–500 m bör den avverkade ytan inte överskrida 1 hektar för att undvika alltför stora och snabba förändringar (Skogsstyrelsen, 2019).</w:t>
       </w:r>
     </w:p>
     <w:p>
@@ -803,7 +803,7 @@
     <w:r>
       <w:tab/>
       <w:tab/>
-      <w:t>2025-04-09</w:t>
+      <w:t>2025-04-10</w:t>
       <w:br/>
       <w:br/>
     </w:r>

--- a/klagomål/A 16101-2020 FSC-klagomål.docx
+++ b/klagomål/A 16101-2020 FSC-klagomål.docx
@@ -803,7 +803,7 @@
     <w:r>
       <w:tab/>
       <w:tab/>
-      <w:t>2025-04-10</w:t>
+      <w:t>2025-04-11</w:t>
       <w:br/>
       <w:br/>
     </w:r>

--- a/klagomål/A 16101-2020 FSC-klagomål.docx
+++ b/klagomål/A 16101-2020 FSC-klagomål.docx
@@ -803,7 +803,7 @@
     <w:r>
       <w:tab/>
       <w:tab/>
-      <w:t>2025-04-11</w:t>
+      <w:t>2025-04-12</w:t>
       <w:br/>
       <w:br/>
     </w:r>

--- a/klagomål/A 16101-2020 FSC-klagomål.docx
+++ b/klagomål/A 16101-2020 FSC-klagomål.docx
@@ -803,7 +803,7 @@
     <w:r>
       <w:tab/>
       <w:tab/>
-      <w:t>2025-04-12</w:t>
+      <w:t>2025-04-13</w:t>
       <w:br/>
       <w:br/>
     </w:r>

--- a/klagomål/A 16101-2020 FSC-klagomål.docx
+++ b/klagomål/A 16101-2020 FSC-klagomål.docx
@@ -803,7 +803,7 @@
     <w:r>
       <w:tab/>
       <w:tab/>
-      <w:t>2025-04-13</w:t>
+      <w:t>2025-04-14</w:t>
       <w:br/>
       <w:br/>
     </w:r>

--- a/klagomål/A 16101-2020 FSC-klagomål.docx
+++ b/klagomål/A 16101-2020 FSC-klagomål.docx
@@ -803,7 +803,7 @@
     <w:r>
       <w:tab/>
       <w:tab/>
-      <w:t>2025-04-14</w:t>
+      <w:t>2025-04-15</w:t>
       <w:br/>
       <w:br/>
     </w:r>

--- a/klagomål/A 16101-2020 FSC-klagomål.docx
+++ b/klagomål/A 16101-2020 FSC-klagomål.docx
@@ -803,7 +803,7 @@
     <w:r>
       <w:tab/>
       <w:tab/>
-      <w:t>2025-04-15</w:t>
+      <w:t>2025-04-16</w:t>
       <w:br/>
       <w:br/>
     </w:r>

--- a/klagomål/A 16101-2020 FSC-klagomål.docx
+++ b/klagomål/A 16101-2020 FSC-klagomål.docx
@@ -803,7 +803,7 @@
     <w:r>
       <w:tab/>
       <w:tab/>
-      <w:t>2025-04-16</w:t>
+      <w:t>2025-04-17</w:t>
       <w:br/>
       <w:br/>
     </w:r>

--- a/klagomål/A 16101-2020 FSC-klagomål.docx
+++ b/klagomål/A 16101-2020 FSC-klagomål.docx
@@ -803,7 +803,7 @@
     <w:r>
       <w:tab/>
       <w:tab/>
-      <w:t>2025-04-17</w:t>
+      <w:t>2025-04-18</w:t>
       <w:br/>
       <w:br/>
     </w:r>

--- a/klagomål/A 16101-2020 FSC-klagomål.docx
+++ b/klagomål/A 16101-2020 FSC-klagomål.docx
@@ -803,7 +803,7 @@
     <w:r>
       <w:tab/>
       <w:tab/>
-      <w:t>2025-05-03</w:t>
+      <w:t>2025-05-04</w:t>
       <w:br/>
       <w:br/>
     </w:r>

--- a/klagomål/A 16101-2020 FSC-klagomål.docx
+++ b/klagomål/A 16101-2020 FSC-klagomål.docx
@@ -803,7 +803,7 @@
     <w:r>
       <w:tab/>
       <w:tab/>
-      <w:t>2025-05-04</w:t>
+      <w:t>2025-05-06</w:t>
       <w:br/>
       <w:br/>
     </w:r>

--- a/klagomål/A 16101-2020 FSC-klagomål.docx
+++ b/klagomål/A 16101-2020 FSC-klagomål.docx
@@ -803,7 +803,7 @@
     <w:r>
       <w:tab/>
       <w:tab/>
-      <w:t>2025-05-06</w:t>
+      <w:t>2025-05-07</w:t>
       <w:br/>
       <w:br/>
     </w:r>

--- a/klagomål/A 16101-2020 FSC-klagomål.docx
+++ b/klagomål/A 16101-2020 FSC-klagomål.docx
@@ -803,7 +803,7 @@
     <w:r>
       <w:tab/>
       <w:tab/>
-      <w:t>2025-05-07</w:t>
+      <w:t>2025-05-08</w:t>
       <w:br/>
       <w:br/>
     </w:r>

--- a/klagomål/A 16101-2020 FSC-klagomål.docx
+++ b/klagomål/A 16101-2020 FSC-klagomål.docx
@@ -803,7 +803,7 @@
     <w:r>
       <w:tab/>
       <w:tab/>
-      <w:t>2025-05-08</w:t>
+      <w:t>2025-05-09</w:t>
       <w:br/>
       <w:br/>
     </w:r>

--- a/klagomål/A 16101-2020 FSC-klagomål.docx
+++ b/klagomål/A 16101-2020 FSC-klagomål.docx
@@ -803,7 +803,7 @@
     <w:r>
       <w:tab/>
       <w:tab/>
-      <w:t>2025-05-09</w:t>
+      <w:t>2025-05-10</w:t>
       <w:br/>
       <w:br/>
     </w:r>

--- a/klagomål/A 16101-2020 FSC-klagomål.docx
+++ b/klagomål/A 16101-2020 FSC-klagomål.docx
@@ -803,7 +803,7 @@
     <w:r>
       <w:tab/>
       <w:tab/>
-      <w:t>2025-05-10</w:t>
+      <w:t>2025-05-11</w:t>
       <w:br/>
       <w:br/>
     </w:r>

--- a/klagomål/A 16101-2020 FSC-klagomål.docx
+++ b/klagomål/A 16101-2020 FSC-klagomål.docx
@@ -803,7 +803,7 @@
     <w:r>
       <w:tab/>
       <w:tab/>
-      <w:t>2025-05-11</w:t>
+      <w:t>2025-05-12</w:t>
       <w:br/>
       <w:br/>
     </w:r>

--- a/klagomål/A 16101-2020 FSC-klagomål.docx
+++ b/klagomål/A 16101-2020 FSC-klagomål.docx
@@ -803,7 +803,7 @@
     <w:r>
       <w:tab/>
       <w:tab/>
-      <w:t>2025-05-12</w:t>
+      <w:t>2025-05-13</w:t>
       <w:br/>
       <w:br/>
     </w:r>

--- a/klagomål/A 16101-2020 FSC-klagomål.docx
+++ b/klagomål/A 16101-2020 FSC-klagomål.docx
@@ -803,7 +803,7 @@
     <w:r>
       <w:tab/>
       <w:tab/>
-      <w:t>2025-05-13</w:t>
+      <w:t>2025-05-14</w:t>
       <w:br/>
       <w:br/>
     </w:r>

--- a/klagomål/A 16101-2020 FSC-klagomål.docx
+++ b/klagomål/A 16101-2020 FSC-klagomål.docx
@@ -803,7 +803,7 @@
     <w:r>
       <w:tab/>
       <w:tab/>
-      <w:t>2025-05-14</w:t>
+      <w:t>2025-05-15</w:t>
       <w:br/>
       <w:br/>
     </w:r>

--- a/klagomål/A 16101-2020 FSC-klagomål.docx
+++ b/klagomål/A 16101-2020 FSC-klagomål.docx
@@ -803,7 +803,7 @@
     <w:r>
       <w:tab/>
       <w:tab/>
-      <w:t>2025-05-15</w:t>
+      <w:t>2025-05-16</w:t>
       <w:br/>
       <w:br/>
     </w:r>

--- a/klagomål/A 16101-2020 FSC-klagomål.docx
+++ b/klagomål/A 16101-2020 FSC-klagomål.docx
@@ -803,7 +803,7 @@
     <w:r>
       <w:tab/>
       <w:tab/>
-      <w:t>2025-05-16</w:t>
+      <w:t>2025-05-17</w:t>
       <w:br/>
       <w:br/>
     </w:r>

--- a/klagomål/A 16101-2020 FSC-klagomål.docx
+++ b/klagomål/A 16101-2020 FSC-klagomål.docx
@@ -803,7 +803,7 @@
     <w:r>
       <w:tab/>
       <w:tab/>
-      <w:t>2025-05-17</w:t>
+      <w:t>2025-05-18</w:t>
       <w:br/>
       <w:br/>
     </w:r>

--- a/klagomål/A 16101-2020 FSC-klagomål.docx
+++ b/klagomål/A 16101-2020 FSC-klagomål.docx
@@ -803,7 +803,7 @@
     <w:r>
       <w:tab/>
       <w:tab/>
-      <w:t>2025-05-18</w:t>
+      <w:t>2025-05-19</w:t>
       <w:br/>
       <w:br/>
     </w:r>

--- a/klagomål/A 16101-2020 FSC-klagomål.docx
+++ b/klagomål/A 16101-2020 FSC-klagomål.docx
@@ -803,7 +803,7 @@
     <w:r>
       <w:tab/>
       <w:tab/>
-      <w:t>2025-05-19</w:t>
+      <w:t>2025-05-20</w:t>
       <w:br/>
       <w:br/>
     </w:r>

--- a/klagomål/A 16101-2020 FSC-klagomål.docx
+++ b/klagomål/A 16101-2020 FSC-klagomål.docx
@@ -803,7 +803,7 @@
     <w:r>
       <w:tab/>
       <w:tab/>
-      <w:t>2025-05-20</w:t>
+      <w:t>2025-05-21</w:t>
       <w:br/>
       <w:br/>
     </w:r>

--- a/klagomål/A 16101-2020 FSC-klagomål.docx
+++ b/klagomål/A 16101-2020 FSC-klagomål.docx
@@ -803,7 +803,7 @@
     <w:r>
       <w:tab/>
       <w:tab/>
-      <w:t>2025-05-21</w:t>
+      <w:t>2025-05-22</w:t>
       <w:br/>
       <w:br/>
     </w:r>

--- a/klagomål/A 16101-2020 FSC-klagomål.docx
+++ b/klagomål/A 16101-2020 FSC-klagomål.docx
@@ -803,7 +803,7 @@
     <w:r>
       <w:tab/>
       <w:tab/>
-      <w:t>2025-05-22</w:t>
+      <w:t>2025-05-23</w:t>
       <w:br/>
       <w:br/>
     </w:r>

--- a/klagomål/A 16101-2020 FSC-klagomål.docx
+++ b/klagomål/A 16101-2020 FSC-klagomål.docx
@@ -803,7 +803,7 @@
     <w:r>
       <w:tab/>
       <w:tab/>
-      <w:t>2025-05-23</w:t>
+      <w:t>2025-05-24</w:t>
       <w:br/>
       <w:br/>
     </w:r>

--- a/klagomål/A 16101-2020 FSC-klagomål.docx
+++ b/klagomål/A 16101-2020 FSC-klagomål.docx
@@ -803,7 +803,7 @@
     <w:r>
       <w:tab/>
       <w:tab/>
-      <w:t>2025-05-24</w:t>
+      <w:t>2025-05-25</w:t>
       <w:br/>
       <w:br/>
     </w:r>

--- a/klagomål/A 16101-2020 FSC-klagomål.docx
+++ b/klagomål/A 16101-2020 FSC-klagomål.docx
@@ -803,7 +803,7 @@
     <w:r>
       <w:tab/>
       <w:tab/>
-      <w:t>2025-05-25</w:t>
+      <w:t>2025-05-26</w:t>
       <w:br/>
       <w:br/>
     </w:r>

--- a/klagomål/A 16101-2020 FSC-klagomål.docx
+++ b/klagomål/A 16101-2020 FSC-klagomål.docx
@@ -803,7 +803,7 @@
     <w:r>
       <w:tab/>
       <w:tab/>
-      <w:t>2025-05-26</w:t>
+      <w:t>2025-05-27</w:t>
       <w:br/>
       <w:br/>
     </w:r>

--- a/klagomål/A 16101-2020 FSC-klagomål.docx
+++ b/klagomål/A 16101-2020 FSC-klagomål.docx
@@ -803,7 +803,7 @@
     <w:r>
       <w:tab/>
       <w:tab/>
-      <w:t>2025-05-27</w:t>
+      <w:t>2025-05-30</w:t>
       <w:br/>
       <w:br/>
     </w:r>

--- a/klagomål/A 16101-2020 FSC-klagomål.docx
+++ b/klagomål/A 16101-2020 FSC-klagomål.docx
@@ -803,7 +803,7 @@
     <w:r>
       <w:tab/>
       <w:tab/>
-      <w:t>2025-05-30</w:t>
+      <w:t>2025-06-01</w:t>
       <w:br/>
       <w:br/>
     </w:r>

--- a/klagomål/A 16101-2020 FSC-klagomål.docx
+++ b/klagomål/A 16101-2020 FSC-klagomål.docx
@@ -803,7 +803,7 @@
     <w:r>
       <w:tab/>
       <w:tab/>
-      <w:t>2025-06-01</w:t>
+      <w:t>2025-06-02</w:t>
       <w:br/>
       <w:br/>
     </w:r>

--- a/klagomål/A 16101-2020 FSC-klagomål.docx
+++ b/klagomål/A 16101-2020 FSC-klagomål.docx
@@ -803,7 +803,7 @@
     <w:r>
       <w:tab/>
       <w:tab/>
-      <w:t>2025-06-02</w:t>
+      <w:t>2025-06-03</w:t>
       <w:br/>
       <w:br/>
     </w:r>

--- a/klagomål/A 16101-2020 FSC-klagomål.docx
+++ b/klagomål/A 16101-2020 FSC-klagomål.docx
@@ -803,7 +803,7 @@
     <w:r>
       <w:tab/>
       <w:tab/>
-      <w:t>2025-06-03</w:t>
+      <w:t>2025-06-04</w:t>
       <w:br/>
       <w:br/>
     </w:r>

--- a/klagomål/A 16101-2020 FSC-klagomål.docx
+++ b/klagomål/A 16101-2020 FSC-klagomål.docx
@@ -803,7 +803,7 @@
     <w:r>
       <w:tab/>
       <w:tab/>
-      <w:t>2025-06-04</w:t>
+      <w:t>2025-06-05</w:t>
       <w:br/>
       <w:br/>
     </w:r>

--- a/klagomål/A 16101-2020 FSC-klagomål.docx
+++ b/klagomål/A 16101-2020 FSC-klagomål.docx
@@ -803,7 +803,7 @@
     <w:r>
       <w:tab/>
       <w:tab/>
-      <w:t>2025-06-05</w:t>
+      <w:t>2025-06-13</w:t>
       <w:br/>
       <w:br/>
     </w:r>

--- a/klagomål/A 16101-2020 FSC-klagomål.docx
+++ b/klagomål/A 16101-2020 FSC-klagomål.docx
@@ -803,7 +803,7 @@
     <w:r>
       <w:tab/>
       <w:tab/>
-      <w:t>2025-06-13</w:t>
+      <w:t>2025-06-15</w:t>
       <w:br/>
       <w:br/>
     </w:r>

--- a/klagomål/A 16101-2020 FSC-klagomål.docx
+++ b/klagomål/A 16101-2020 FSC-klagomål.docx
@@ -803,7 +803,7 @@
     <w:r>
       <w:tab/>
       <w:tab/>
-      <w:t>2025-06-15</w:t>
+      <w:t>2025-06-16</w:t>
       <w:br/>
       <w:br/>
     </w:r>

--- a/klagomål/A 16101-2020 FSC-klagomål.docx
+++ b/klagomål/A 16101-2020 FSC-klagomål.docx
@@ -803,7 +803,7 @@
     <w:r>
       <w:tab/>
       <w:tab/>
-      <w:t>2025-06-16</w:t>
+      <w:t>2025-06-17</w:t>
       <w:br/>
       <w:br/>
     </w:r>

--- a/klagomål/A 16101-2020 FSC-klagomål.docx
+++ b/klagomål/A 16101-2020 FSC-klagomål.docx
@@ -803,7 +803,7 @@
     <w:r>
       <w:tab/>
       <w:tab/>
-      <w:t>2025-06-17</w:t>
+      <w:t>2025-06-18</w:t>
       <w:br/>
       <w:br/>
     </w:r>

--- a/klagomål/A 16101-2020 FSC-klagomål.docx
+++ b/klagomål/A 16101-2020 FSC-klagomål.docx
@@ -803,7 +803,7 @@
     <w:r>
       <w:tab/>
       <w:tab/>
-      <w:t>2025-06-18</w:t>
+      <w:t>2025-06-19</w:t>
       <w:br/>
       <w:br/>
     </w:r>

--- a/klagomål/A 16101-2020 FSC-klagomål.docx
+++ b/klagomål/A 16101-2020 FSC-klagomål.docx
@@ -803,7 +803,7 @@
     <w:r>
       <w:tab/>
       <w:tab/>
-      <w:t>2025-06-19</w:t>
+      <w:t>2025-06-20</w:t>
       <w:br/>
       <w:br/>
     </w:r>

--- a/klagomål/A 16101-2020 FSC-klagomål.docx
+++ b/klagomål/A 16101-2020 FSC-klagomål.docx
@@ -803,7 +803,7 @@
     <w:r>
       <w:tab/>
       <w:tab/>
-      <w:t>2025-06-20</w:t>
+      <w:t>2025-06-21</w:t>
       <w:br/>
       <w:br/>
     </w:r>

--- a/klagomål/A 16101-2020 FSC-klagomål.docx
+++ b/klagomål/A 16101-2020 FSC-klagomål.docx
@@ -803,7 +803,7 @@
     <w:r>
       <w:tab/>
       <w:tab/>
-      <w:t>2025-06-21</w:t>
+      <w:t>2025-06-22</w:t>
       <w:br/>
       <w:br/>
     </w:r>

--- a/klagomål/A 16101-2020 FSC-klagomål.docx
+++ b/klagomål/A 16101-2020 FSC-klagomål.docx
@@ -803,7 +803,7 @@
     <w:r>
       <w:tab/>
       <w:tab/>
-      <w:t>2025-06-22</w:t>
+      <w:t>2025-06-23</w:t>
       <w:br/>
       <w:br/>
     </w:r>

--- a/klagomål/A 16101-2020 FSC-klagomål.docx
+++ b/klagomål/A 16101-2020 FSC-klagomål.docx
@@ -803,7 +803,7 @@
     <w:r>
       <w:tab/>
       <w:tab/>
-      <w:t>2025-06-23</w:t>
+      <w:t>2025-06-24</w:t>
       <w:br/>
       <w:br/>
     </w:r>

--- a/klagomål/A 16101-2020 FSC-klagomål.docx
+++ b/klagomål/A 16101-2020 FSC-klagomål.docx
@@ -803,7 +803,7 @@
     <w:r>
       <w:tab/>
       <w:tab/>
-      <w:t>2025-06-24</w:t>
+      <w:t>2025-06-25</w:t>
       <w:br/>
       <w:br/>
     </w:r>

--- a/klagomål/A 16101-2020 FSC-klagomål.docx
+++ b/klagomål/A 16101-2020 FSC-klagomål.docx
@@ -803,7 +803,7 @@
     <w:r>
       <w:tab/>
       <w:tab/>
-      <w:t>2025-06-25</w:t>
+      <w:t>2025-06-26</w:t>
       <w:br/>
       <w:br/>
     </w:r>

--- a/klagomål/A 16101-2020 FSC-klagomål.docx
+++ b/klagomål/A 16101-2020 FSC-klagomål.docx
@@ -803,7 +803,7 @@
     <w:r>
       <w:tab/>
       <w:tab/>
-      <w:t>2025-06-26</w:t>
+      <w:t>2025-06-27</w:t>
       <w:br/>
       <w:br/>
     </w:r>

--- a/klagomål/A 16101-2020 FSC-klagomål.docx
+++ b/klagomål/A 16101-2020 FSC-klagomål.docx
@@ -803,7 +803,7 @@
     <w:r>
       <w:tab/>
       <w:tab/>
-      <w:t>2025-06-27</w:t>
+      <w:t>2025-06-28</w:t>
       <w:br/>
       <w:br/>
     </w:r>

--- a/klagomål/A 16101-2020 FSC-klagomål.docx
+++ b/klagomål/A 16101-2020 FSC-klagomål.docx
@@ -803,7 +803,7 @@
     <w:r>
       <w:tab/>
       <w:tab/>
-      <w:t>2025-06-28</w:t>
+      <w:t>2025-06-29</w:t>
       <w:br/>
       <w:br/>
     </w:r>

--- a/klagomål/A 16101-2020 FSC-klagomål.docx
+++ b/klagomål/A 16101-2020 FSC-klagomål.docx
@@ -803,7 +803,7 @@
     <w:r>
       <w:tab/>
       <w:tab/>
-      <w:t>2025-06-29</w:t>
+      <w:t>2025-06-30</w:t>
       <w:br/>
       <w:br/>
     </w:r>

--- a/klagomål/A 16101-2020 FSC-klagomål.docx
+++ b/klagomål/A 16101-2020 FSC-klagomål.docx
@@ -803,7 +803,7 @@
     <w:r>
       <w:tab/>
       <w:tab/>
-      <w:t>2025-06-30</w:t>
+      <w:t>2025-07-01</w:t>
       <w:br/>
       <w:br/>
     </w:r>

--- a/klagomål/A 16101-2020 FSC-klagomål.docx
+++ b/klagomål/A 16101-2020 FSC-klagomål.docx
@@ -803,7 +803,7 @@
     <w:r>
       <w:tab/>
       <w:tab/>
-      <w:t>2025-07-01</w:t>
+      <w:t>2025-07-02</w:t>
       <w:br/>
       <w:br/>
     </w:r>

--- a/klagomål/A 16101-2020 FSC-klagomål.docx
+++ b/klagomål/A 16101-2020 FSC-klagomål.docx
@@ -803,7 +803,7 @@
     <w:r>
       <w:tab/>
       <w:tab/>
-      <w:t>2025-07-02</w:t>
+      <w:t>2025-07-03</w:t>
       <w:br/>
       <w:br/>
     </w:r>

--- a/klagomål/A 16101-2020 FSC-klagomål.docx
+++ b/klagomål/A 16101-2020 FSC-klagomål.docx
@@ -803,7 +803,7 @@
     <w:r>
       <w:tab/>
       <w:tab/>
-      <w:t>2025-07-03</w:t>
+      <w:t>2025-07-04</w:t>
       <w:br/>
       <w:br/>
     </w:r>

--- a/klagomål/A 16101-2020 FSC-klagomål.docx
+++ b/klagomål/A 16101-2020 FSC-klagomål.docx
@@ -803,7 +803,7 @@
     <w:r>
       <w:tab/>
       <w:tab/>
-      <w:t>2025-07-04</w:t>
+      <w:t>2025-07-05</w:t>
       <w:br/>
       <w:br/>
     </w:r>

--- a/klagomål/A 16101-2020 FSC-klagomål.docx
+++ b/klagomål/A 16101-2020 FSC-klagomål.docx
@@ -803,7 +803,7 @@
     <w:r>
       <w:tab/>
       <w:tab/>
-      <w:t>2025-07-05</w:t>
+      <w:t>2025-07-06</w:t>
       <w:br/>
       <w:br/>
     </w:r>

--- a/klagomål/A 16101-2020 FSC-klagomål.docx
+++ b/klagomål/A 16101-2020 FSC-klagomål.docx
@@ -803,7 +803,7 @@
     <w:r>
       <w:tab/>
       <w:tab/>
-      <w:t>2025-07-06</w:t>
+      <w:t>2025-07-07</w:t>
       <w:br/>
       <w:br/>
     </w:r>

--- a/klagomål/A 16101-2020 FSC-klagomål.docx
+++ b/klagomål/A 16101-2020 FSC-klagomål.docx
@@ -803,7 +803,7 @@
     <w:r>
       <w:tab/>
       <w:tab/>
-      <w:t>2025-07-07</w:t>
+      <w:t>2025-07-08</w:t>
       <w:br/>
       <w:br/>
     </w:r>

--- a/klagomål/A 16101-2020 FSC-klagomål.docx
+++ b/klagomål/A 16101-2020 FSC-klagomål.docx
@@ -803,7 +803,7 @@
     <w:r>
       <w:tab/>
       <w:tab/>
-      <w:t>2025-07-08</w:t>
+      <w:t>2025-07-09</w:t>
       <w:br/>
       <w:br/>
     </w:r>

--- a/klagomål/A 16101-2020 FSC-klagomål.docx
+++ b/klagomål/A 16101-2020 FSC-klagomål.docx
@@ -803,7 +803,7 @@
     <w:r>
       <w:tab/>
       <w:tab/>
-      <w:t>2025-07-09</w:t>
+      <w:t>2025-07-11</w:t>
       <w:br/>
       <w:br/>
     </w:r>

--- a/klagomål/A 16101-2020 FSC-klagomål.docx
+++ b/klagomål/A 16101-2020 FSC-klagomål.docx
@@ -803,7 +803,7 @@
     <w:r>
       <w:tab/>
       <w:tab/>
-      <w:t>2025-07-11</w:t>
+      <w:t>2025-07-12</w:t>
       <w:br/>
       <w:br/>
     </w:r>

--- a/klagomål/A 16101-2020 FSC-klagomål.docx
+++ b/klagomål/A 16101-2020 FSC-klagomål.docx
@@ -803,7 +803,7 @@
     <w:r>
       <w:tab/>
       <w:tab/>
-      <w:t>2025-07-12</w:t>
+      <w:t>2025-07-13</w:t>
       <w:br/>
       <w:br/>
     </w:r>

--- a/klagomål/A 16101-2020 FSC-klagomål.docx
+++ b/klagomål/A 16101-2020 FSC-klagomål.docx
@@ -803,7 +803,7 @@
     <w:r>
       <w:tab/>
       <w:tab/>
-      <w:t>2025-07-13</w:t>
+      <w:t>2025-07-14</w:t>
       <w:br/>
       <w:br/>
     </w:r>

--- a/klagomål/A 16101-2020 FSC-klagomål.docx
+++ b/klagomål/A 16101-2020 FSC-klagomål.docx
@@ -803,7 +803,7 @@
     <w:r>
       <w:tab/>
       <w:tab/>
-      <w:t>2025-08-06</w:t>
+      <w:t>2025-08-09</w:t>
       <w:br/>
       <w:br/>
     </w:r>
